--- a/Fase 2/Evidencias Proyecto/Evidencias de documentación/2.2 Squad y Responsabilidades.docx
+++ b/Fase 2/Evidencias Proyecto/Evidencias de documentación/2.2 Squad y Responsabilidades.docx
@@ -917,7 +917,7 @@
     </w:p>
     <w:sdt>
       <w:sdtPr>
-        <w:id w:val="-1657726435"/>
+        <w:id w:val="-1809646564"/>
         <w:docPartObj>
           <w:docPartGallery w:val="Table of Contents"/>
           <w:docPartUnique w:val="1"/>
@@ -1190,6 +1190,7 @@
       <w:pPr>
         <w:pStyle w:val="Heading1"/>
         <w:pageBreakBefore w:val="1"/>
+        <w:spacing w:after="200" w:before="0" w:line="360" w:lineRule="auto"/>
         <w:rPr>
           <w:rFonts w:ascii="Calibri" w:cs="Calibri" w:eastAsia="Calibri" w:hAnsi="Calibri"/>
         </w:rPr>
@@ -1210,13 +1211,28 @@
     </w:p>
     <w:p>
       <w:pPr>
+        <w:spacing w:before="0" w:lineRule="auto"/>
         <w:rPr/>
       </w:pPr>
       <w:r>
         <w:rPr>
           <w:rtl w:val="0"/>
         </w:rPr>
-        <w:t xml:space="preserve">Este documento presenta la organización del equipo de desarrollo (squad) del proyecto “</w:t>
+        <w:t xml:space="preserve">Este documento presenta la organización del equipo de desarrollo (squad) del proyecto </w:t>
+      </w:r>
+      <w:r>
+        <w:rPr>
+          <w:rtl w:val="0"/>
+        </w:rPr>
+        <w:t xml:space="preserve">“</w:t>
+      </w:r>
+      <w:r>
+        <w:rPr>
+          <w:sz w:val="24"/>
+          <w:szCs w:val="24"/>
+          <w:rtl w:val="0"/>
+        </w:rPr>
+        <w:t xml:space="preserve">Sistema integral de gestión y trazabilidad de esterilización”</w:t>
       </w:r>
       <w:r>
         <w:rPr>
@@ -1226,7 +1242,7 @@
           <w:szCs w:val="24"/>
           <w:rtl w:val="0"/>
         </w:rPr>
-        <w:t xml:space="preserve">Sistema integral de gestión y trazabilidad de esterilización” </w:t>
+        <w:t xml:space="preserve"> </w:t>
       </w:r>
       <w:r>
         <w:rPr>
@@ -1237,8 +1253,19 @@
     </w:p>
     <w:p>
       <w:pPr>
+        <w:spacing w:before="0" w:lineRule="auto"/>
+        <w:rPr/>
+      </w:pPr>
+      <w:r>
+        <w:rPr>
+          <w:rtl w:val="0"/>
+        </w:rPr>
+      </w:r>
+    </w:p>
+    <w:p>
+      <w:pPr>
         <w:pStyle w:val="Heading1"/>
-        <w:spacing w:after="200" w:before="160" w:line="240" w:lineRule="auto"/>
+        <w:spacing w:after="200" w:before="0" w:line="360" w:lineRule="auto"/>
         <w:ind w:right="170.07874015748033"/>
         <w:jc w:val="both"/>
         <w:rPr>
@@ -1265,6 +1292,7 @@
     </w:p>
     <w:p>
       <w:pPr>
+        <w:spacing w:after="200" w:lineRule="auto"/>
         <w:rPr/>
       </w:pPr>
       <w:r>
@@ -1291,14 +1319,14 @@
         <w:tblLook w:val="0600"/>
       </w:tblPr>
       <w:tblGrid>
-        <w:gridCol w:w="2010"/>
-        <w:gridCol w:w="2623.333333333334"/>
-        <w:gridCol w:w="4366.666666666666"/>
+        <w:gridCol w:w="1845"/>
+        <w:gridCol w:w="1950"/>
+        <w:gridCol w:w="5205"/>
         <w:tblGridChange w:id="0">
           <w:tblGrid>
-            <w:gridCol w:w="2010"/>
-            <w:gridCol w:w="2623.333333333334"/>
-            <w:gridCol w:w="4366.666666666666"/>
+            <w:gridCol w:w="1845"/>
+            <w:gridCol w:w="1950"/>
+            <w:gridCol w:w="5205"/>
           </w:tblGrid>
         </w:tblGridChange>
       </w:tblGrid>
@@ -1309,7 +1337,7 @@
         </w:trPr>
         <w:tc>
           <w:tcPr>
-            <w:shd w:fill="auto" w:val="clear"/>
+            <w:shd w:fill="9fc5e8" w:val="clear"/>
             <w:tcMar>
               <w:top w:w="100.0" w:type="dxa"/>
               <w:left w:w="100.0" w:type="dxa"/>
@@ -1332,13 +1360,18 @@
                 <w:between w:space="0" w:sz="0" w:val="nil"/>
               </w:pBdr>
               <w:shd w:fill="auto" w:val="clear"/>
-              <w:spacing w:after="0" w:before="0" w:line="240" w:lineRule="auto"/>
+              <w:spacing w:after="0" w:before="0" w:line="360" w:lineRule="auto"/>
               <w:ind w:left="0" w:right="0" w:firstLine="0"/>
               <w:jc w:val="center"/>
-              <w:rPr/>
+              <w:rPr>
+                <w:b w:val="1"/>
+                <w:bCs w:val="1"/>
+              </w:rPr>
             </w:pPr>
             <w:r>
               <w:rPr>
+                <w:b w:val="1"/>
+                <w:bCs w:val="1"/>
                 <w:rtl w:val="0"/>
               </w:rPr>
               <w:t xml:space="preserve">Nombre</w:t>
@@ -1347,7 +1380,7 @@
         </w:tc>
         <w:tc>
           <w:tcPr>
-            <w:shd w:fill="auto" w:val="clear"/>
+            <w:shd w:fill="9fc5e8" w:val="clear"/>
             <w:tcMar>
               <w:top w:w="100.0" w:type="dxa"/>
               <w:left w:w="100.0" w:type="dxa"/>
@@ -1370,13 +1403,18 @@
                 <w:between w:space="0" w:sz="0" w:val="nil"/>
               </w:pBdr>
               <w:shd w:fill="auto" w:val="clear"/>
-              <w:spacing w:after="0" w:before="0" w:line="240" w:lineRule="auto"/>
+              <w:spacing w:after="0" w:before="0" w:line="360" w:lineRule="auto"/>
               <w:ind w:left="0" w:right="0" w:firstLine="0"/>
               <w:jc w:val="center"/>
-              <w:rPr/>
+              <w:rPr>
+                <w:b w:val="1"/>
+                <w:bCs w:val="1"/>
+              </w:rPr>
             </w:pPr>
             <w:r>
               <w:rPr>
+                <w:b w:val="1"/>
+                <w:bCs w:val="1"/>
                 <w:rtl w:val="0"/>
               </w:rPr>
               <w:t xml:space="preserve">Rol Scrum</w:t>
@@ -1385,7 +1423,7 @@
         </w:tc>
         <w:tc>
           <w:tcPr>
-            <w:shd w:fill="auto" w:val="clear"/>
+            <w:shd w:fill="9fc5e8" w:val="clear"/>
             <w:tcMar>
               <w:top w:w="100.0" w:type="dxa"/>
               <w:left w:w="100.0" w:type="dxa"/>
@@ -1408,13 +1446,18 @@
                 <w:between w:space="0" w:sz="0" w:val="nil"/>
               </w:pBdr>
               <w:shd w:fill="auto" w:val="clear"/>
-              <w:spacing w:after="0" w:before="0" w:line="240" w:lineRule="auto"/>
+              <w:spacing w:after="0" w:before="0" w:line="360" w:lineRule="auto"/>
               <w:ind w:left="0" w:right="0" w:firstLine="0"/>
               <w:jc w:val="center"/>
-              <w:rPr/>
+              <w:rPr>
+                <w:b w:val="1"/>
+                <w:bCs w:val="1"/>
+              </w:rPr>
             </w:pPr>
             <w:r>
               <w:rPr>
+                <w:b w:val="1"/>
+                <w:bCs w:val="1"/>
                 <w:rtl w:val="0"/>
               </w:rPr>
               <w:t xml:space="preserve">Responsabilidad principal</w:t>
@@ -1440,7 +1483,8 @@
           </w:tcPr>
           <w:p>
             <w:pPr>
-              <w:spacing w:before="0" w:line="240" w:lineRule="auto"/>
+              <w:spacing w:before="0" w:line="360" w:lineRule="auto"/>
+              <w:jc w:val="center"/>
               <w:rPr/>
             </w:pPr>
             <w:r>
@@ -1464,7 +1508,8 @@
           </w:tcPr>
           <w:p>
             <w:pPr>
-              <w:spacing w:before="0" w:line="240" w:lineRule="auto"/>
+              <w:spacing w:before="0" w:line="360" w:lineRule="auto"/>
+              <w:jc w:val="center"/>
               <w:rPr/>
             </w:pPr>
             <w:r>
@@ -1488,14 +1533,14 @@
           </w:tcPr>
           <w:p>
             <w:pPr>
-              <w:spacing w:before="0" w:line="240" w:lineRule="auto"/>
+              <w:spacing w:before="0" w:line="360" w:lineRule="auto"/>
               <w:rPr/>
             </w:pPr>
             <w:r>
               <w:rPr>
                 <w:rtl w:val="0"/>
               </w:rPr>
-              <w:t xml:space="preserve">Facilitar la dinámica Scrum (planning, daily, review y retrospectiva), mantener el tablero y la visibilidad de avance/impedimentos cuidar el Definition of Done y la cadencia del sprint; actualizar artefactos de seguimiento (control Capstone, burndown, plan), desarrollar funcionalidades del producto junto al resto del equipo.</w:t>
+              <w:t xml:space="preserve">Facilitar la dinámica Scrum (planning, daily, review y retrospectiva), mantener el tablero y la visibilidad de avance/impedimentos, cuidar el Definition of Done y la cadencia del sprint; actualizar artefactos de seguimiento (control Capstone, burndown, plan), desarrollar funcionalidades del producto junto al resto del equipo.</w:t>
             </w:r>
           </w:p>
         </w:tc>
@@ -1518,7 +1563,8 @@
           </w:tcPr>
           <w:p>
             <w:pPr>
-              <w:spacing w:before="0" w:line="240" w:lineRule="auto"/>
+              <w:spacing w:before="0" w:line="360" w:lineRule="auto"/>
+              <w:jc w:val="center"/>
               <w:rPr/>
             </w:pPr>
             <w:r>
@@ -1542,7 +1588,8 @@
           </w:tcPr>
           <w:p>
             <w:pPr>
-              <w:spacing w:before="0" w:line="240" w:lineRule="auto"/>
+              <w:spacing w:before="0" w:line="360" w:lineRule="auto"/>
+              <w:jc w:val="center"/>
               <w:rPr/>
             </w:pPr>
             <w:r>
@@ -1566,7 +1613,7 @@
           </w:tcPr>
           <w:p>
             <w:pPr>
-              <w:spacing w:before="0" w:line="240" w:lineRule="auto"/>
+              <w:spacing w:before="0" w:line="360" w:lineRule="auto"/>
               <w:rPr/>
             </w:pPr>
             <w:r>
@@ -1596,7 +1643,8 @@
           </w:tcPr>
           <w:p>
             <w:pPr>
-              <w:spacing w:before="0" w:line="240" w:lineRule="auto"/>
+              <w:spacing w:before="0" w:line="360" w:lineRule="auto"/>
+              <w:jc w:val="center"/>
               <w:rPr/>
             </w:pPr>
             <w:r>
@@ -1620,7 +1668,8 @@
           </w:tcPr>
           <w:p>
             <w:pPr>
-              <w:spacing w:before="0" w:line="240" w:lineRule="auto"/>
+              <w:spacing w:before="0" w:line="360" w:lineRule="auto"/>
+              <w:jc w:val="center"/>
               <w:rPr/>
             </w:pPr>
             <w:r>
@@ -1644,7 +1693,7 @@
           </w:tcPr>
           <w:p>
             <w:pPr>
-              <w:spacing w:before="0" w:line="240" w:lineRule="auto"/>
+              <w:spacing w:before="0" w:line="360" w:lineRule="auto"/>
               <w:rPr/>
             </w:pPr>
             <w:r>
@@ -1660,24 +1709,40 @@
     <w:p>
       <w:pPr>
         <w:pStyle w:val="Heading1"/>
+        <w:spacing w:before="0" w:line="360" w:lineRule="auto"/>
         <w:rPr/>
       </w:pPr>
-      <w:bookmarkStart w:colFirst="0" w:colLast="0" w:name="_751d8ovcahu1" w:id="4"/>
+      <w:bookmarkStart w:colFirst="0" w:colLast="0" w:name="_v0nef0b4th0" w:id="4"/>
       <w:bookmarkEnd w:id="4"/>
       <w:r>
         <w:rPr>
           <w:rtl w:val="0"/>
         </w:rPr>
+      </w:r>
+    </w:p>
+    <w:p>
+      <w:pPr>
+        <w:pStyle w:val="Heading1"/>
+        <w:spacing w:before="0" w:line="360" w:lineRule="auto"/>
+        <w:rPr/>
+      </w:pPr>
+      <w:bookmarkStart w:colFirst="0" w:colLast="0" w:name="_751d8ovcahu1" w:id="5"/>
+      <w:bookmarkEnd w:id="5"/>
+      <w:r>
+        <w:rPr>
+          <w:rtl w:val="0"/>
+        </w:rPr>
         <w:t xml:space="preserve">3. Responsabilidades por rol</w:t>
       </w:r>
     </w:p>
     <w:p>
       <w:pPr>
         <w:pStyle w:val="Heading2"/>
+        <w:spacing w:before="0" w:line="360" w:lineRule="auto"/>
         <w:rPr/>
       </w:pPr>
-      <w:bookmarkStart w:colFirst="0" w:colLast="0" w:name="_usvpehkkyok7" w:id="5"/>
-      <w:bookmarkEnd w:id="5"/>
+      <w:bookmarkStart w:colFirst="0" w:colLast="0" w:name="_usvpehkkyok7" w:id="6"/>
+      <w:bookmarkEnd w:id="6"/>
       <w:r>
         <w:rPr>
           <w:rtl w:val="0"/>
@@ -1687,7 +1752,7 @@
     </w:p>
     <w:p>
       <w:pPr>
-        <w:spacing w:after="240" w:before="240" w:lineRule="auto"/>
+        <w:spacing w:after="240" w:before="0" w:lineRule="auto"/>
         <w:rPr/>
       </w:pPr>
       <w:r>
@@ -1699,7 +1764,7 @@
     </w:p>
     <w:p>
       <w:pPr>
-        <w:spacing w:after="240" w:before="240" w:lineRule="auto"/>
+        <w:spacing w:after="240" w:before="0" w:lineRule="auto"/>
         <w:rPr/>
       </w:pPr>
       <w:r>
@@ -1715,7 +1780,7 @@
           <w:ilvl w:val="0"/>
           <w:numId w:val="4"/>
         </w:numPr>
-        <w:spacing w:after="0" w:afterAutospacing="0" w:before="240" w:lineRule="auto"/>
+        <w:spacing w:after="200" w:before="0" w:lineRule="auto"/>
         <w:ind w:left="720" w:hanging="360"/>
         <w:jc w:val="left"/>
       </w:pPr>
@@ -1732,7 +1797,7 @@
           <w:ilvl w:val="0"/>
           <w:numId w:val="4"/>
         </w:numPr>
-        <w:spacing w:after="0" w:afterAutospacing="0" w:before="0" w:beforeAutospacing="0" w:lineRule="auto"/>
+        <w:spacing w:after="200" w:before="0" w:lineRule="auto"/>
         <w:ind w:left="720" w:hanging="360"/>
         <w:jc w:val="left"/>
       </w:pPr>
@@ -1749,7 +1814,7 @@
           <w:ilvl w:val="0"/>
           <w:numId w:val="4"/>
         </w:numPr>
-        <w:spacing w:after="0" w:afterAutospacing="0" w:before="0" w:beforeAutospacing="0" w:lineRule="auto"/>
+        <w:spacing w:after="200" w:before="0" w:lineRule="auto"/>
         <w:ind w:left="720" w:hanging="360"/>
         <w:jc w:val="left"/>
       </w:pPr>
@@ -1766,7 +1831,7 @@
           <w:ilvl w:val="0"/>
           <w:numId w:val="4"/>
         </w:numPr>
-        <w:spacing w:after="0" w:afterAutospacing="0" w:before="0" w:beforeAutospacing="0" w:lineRule="auto"/>
+        <w:spacing w:after="200" w:before="0" w:lineRule="auto"/>
         <w:ind w:left="720" w:hanging="360"/>
         <w:jc w:val="left"/>
       </w:pPr>
@@ -1783,7 +1848,7 @@
           <w:ilvl w:val="0"/>
           <w:numId w:val="4"/>
         </w:numPr>
-        <w:spacing w:after="0" w:afterAutospacing="0" w:before="0" w:beforeAutospacing="0" w:lineRule="auto"/>
+        <w:spacing w:after="200" w:before="0" w:lineRule="auto"/>
         <w:ind w:left="720" w:hanging="360"/>
         <w:jc w:val="left"/>
       </w:pPr>
@@ -1800,7 +1865,7 @@
           <w:ilvl w:val="0"/>
           <w:numId w:val="4"/>
         </w:numPr>
-        <w:spacing w:after="240" w:before="0" w:beforeAutospacing="0" w:lineRule="auto"/>
+        <w:spacing w:after="0" w:before="0" w:lineRule="auto"/>
         <w:ind w:left="720" w:hanging="360"/>
         <w:jc w:val="left"/>
       </w:pPr>
@@ -1810,6 +1875,14 @@
         </w:rPr>
         <w:t xml:space="preserve">Mantener actualizado el tablero de trabajo y apoyar el seguimiento de las actividades.</w:t>
       </w:r>
+    </w:p>
+    <w:p>
+      <w:pPr>
+        <w:spacing w:after="0" w:before="0" w:lineRule="auto"/>
+        <w:ind w:left="720" w:firstLine="0"/>
+        <w:jc w:val="left"/>
+        <w:rPr/>
+      </w:pPr>
       <w:r>
         <w:rPr>
           <w:rtl w:val="0"/>
@@ -1819,10 +1892,11 @@
     <w:p>
       <w:pPr>
         <w:pStyle w:val="Heading2"/>
+        <w:spacing w:before="0" w:line="360" w:lineRule="auto"/>
         <w:rPr/>
       </w:pPr>
-      <w:bookmarkStart w:colFirst="0" w:colLast="0" w:name="_30oqibw3ldp3" w:id="6"/>
-      <w:bookmarkEnd w:id="6"/>
+      <w:bookmarkStart w:colFirst="0" w:colLast="0" w:name="_30oqibw3ldp3" w:id="7"/>
+      <w:bookmarkEnd w:id="7"/>
       <w:r>
         <w:rPr>
           <w:rtl w:val="0"/>
@@ -1832,7 +1906,7 @@
     </w:p>
     <w:p>
       <w:pPr>
-        <w:spacing w:after="240" w:before="240" w:lineRule="auto"/>
+        <w:spacing w:after="200" w:before="0" w:lineRule="auto"/>
         <w:rPr/>
       </w:pPr>
       <w:r>
@@ -1844,7 +1918,7 @@
     </w:p>
     <w:p>
       <w:pPr>
-        <w:spacing w:after="240" w:before="240" w:lineRule="auto"/>
+        <w:spacing w:after="240" w:before="0" w:lineRule="auto"/>
         <w:rPr/>
       </w:pPr>
       <w:r>
@@ -1860,7 +1934,7 @@
           <w:ilvl w:val="0"/>
           <w:numId w:val="3"/>
         </w:numPr>
-        <w:spacing w:after="0" w:afterAutospacing="0" w:before="240" w:lineRule="auto"/>
+        <w:spacing w:after="200" w:before="0" w:lineRule="auto"/>
         <w:ind w:left="720" w:hanging="360"/>
         <w:jc w:val="left"/>
       </w:pPr>
@@ -1877,7 +1951,7 @@
           <w:ilvl w:val="0"/>
           <w:numId w:val="3"/>
         </w:numPr>
-        <w:spacing w:after="0" w:afterAutospacing="0" w:before="0" w:beforeAutospacing="0" w:lineRule="auto"/>
+        <w:spacing w:after="200" w:before="0" w:lineRule="auto"/>
         <w:ind w:left="720" w:hanging="360"/>
         <w:jc w:val="left"/>
       </w:pPr>
@@ -1894,7 +1968,7 @@
           <w:ilvl w:val="0"/>
           <w:numId w:val="3"/>
         </w:numPr>
-        <w:spacing w:after="0" w:afterAutospacing="0" w:before="0" w:beforeAutospacing="0" w:lineRule="auto"/>
+        <w:spacing w:after="200" w:before="0" w:lineRule="auto"/>
         <w:ind w:left="720" w:hanging="360"/>
         <w:jc w:val="left"/>
       </w:pPr>
@@ -1911,7 +1985,7 @@
           <w:ilvl w:val="0"/>
           <w:numId w:val="3"/>
         </w:numPr>
-        <w:spacing w:after="0" w:afterAutospacing="0" w:before="0" w:beforeAutospacing="0" w:lineRule="auto"/>
+        <w:spacing w:after="200" w:before="0" w:lineRule="auto"/>
         <w:ind w:left="720" w:hanging="360"/>
         <w:jc w:val="left"/>
       </w:pPr>
@@ -1928,7 +2002,7 @@
           <w:ilvl w:val="0"/>
           <w:numId w:val="3"/>
         </w:numPr>
-        <w:spacing w:after="0" w:afterAutospacing="0" w:before="0" w:beforeAutospacing="0" w:lineRule="auto"/>
+        <w:spacing w:after="200" w:before="0" w:lineRule="auto"/>
         <w:ind w:left="720" w:hanging="360"/>
         <w:jc w:val="left"/>
       </w:pPr>
@@ -1945,7 +2019,7 @@
           <w:ilvl w:val="0"/>
           <w:numId w:val="3"/>
         </w:numPr>
-        <w:spacing w:after="240" w:before="0" w:beforeAutospacing="0" w:lineRule="auto"/>
+        <w:spacing w:after="0" w:before="0" w:lineRule="auto"/>
         <w:ind w:left="720" w:hanging="360"/>
         <w:jc w:val="left"/>
       </w:pPr>
@@ -1958,8 +2032,21 @@
     </w:p>
     <w:p>
       <w:pPr>
+        <w:spacing w:after="0" w:before="0" w:lineRule="auto"/>
+        <w:ind w:left="0" w:firstLine="0"/>
+        <w:jc w:val="left"/>
+        <w:rPr/>
+      </w:pPr>
+      <w:r>
+        <w:rPr>
+          <w:rtl w:val="0"/>
+        </w:rPr>
+      </w:r>
+    </w:p>
+    <w:p>
+      <w:pPr>
         <w:pStyle w:val="Heading2"/>
-        <w:spacing w:after="200" w:before="160" w:line="240" w:lineRule="auto"/>
+        <w:spacing w:after="200" w:before="0" w:line="360" w:lineRule="auto"/>
         <w:ind w:right="357.1653543307087"/>
         <w:jc w:val="both"/>
         <w:rPr>
@@ -1970,8 +2057,8 @@
           <w:szCs w:val="24"/>
         </w:rPr>
       </w:pPr>
-      <w:bookmarkStart w:colFirst="0" w:colLast="0" w:name="_odjm8rv08i8w" w:id="7"/>
-      <w:bookmarkEnd w:id="7"/>
+      <w:bookmarkStart w:colFirst="0" w:colLast="0" w:name="_odjm8rv08i8w" w:id="8"/>
+      <w:bookmarkEnd w:id="8"/>
       <w:r>
         <w:rPr>
           <w:rFonts w:ascii="Calibri" w:cs="Calibri" w:eastAsia="Calibri" w:hAnsi="Calibri"/>
@@ -2003,6 +2090,7 @@
     </w:p>
     <w:p>
       <w:pPr>
+        <w:spacing w:after="200" w:before="0" w:lineRule="auto"/>
         <w:rPr/>
       </w:pPr>
       <w:r>
@@ -2014,6 +2102,7 @@
     </w:p>
     <w:p>
       <w:pPr>
+        <w:spacing w:after="200" w:before="0" w:lineRule="auto"/>
         <w:rPr/>
       </w:pPr>
       <w:r>
@@ -2029,6 +2118,7 @@
           <w:ilvl w:val="0"/>
           <w:numId w:val="2"/>
         </w:numPr>
+        <w:spacing w:after="200" w:before="0" w:lineRule="auto"/>
         <w:ind w:left="720" w:hanging="360"/>
       </w:pPr>
       <w:r>
@@ -2044,6 +2134,7 @@
           <w:ilvl w:val="0"/>
           <w:numId w:val="2"/>
         </w:numPr>
+        <w:spacing w:after="200" w:before="0" w:lineRule="auto"/>
         <w:ind w:left="720" w:hanging="360"/>
       </w:pPr>
       <w:r>
@@ -2059,6 +2150,7 @@
           <w:ilvl w:val="0"/>
           <w:numId w:val="2"/>
         </w:numPr>
+        <w:spacing w:after="200" w:before="0" w:lineRule="auto"/>
         <w:ind w:left="720" w:hanging="360"/>
       </w:pPr>
       <w:r>
@@ -2074,6 +2166,7 @@
           <w:ilvl w:val="0"/>
           <w:numId w:val="2"/>
         </w:numPr>
+        <w:spacing w:after="200" w:before="0" w:lineRule="auto"/>
         <w:ind w:left="720" w:hanging="360"/>
       </w:pPr>
       <w:r>
@@ -2089,6 +2182,7 @@
           <w:ilvl w:val="0"/>
           <w:numId w:val="2"/>
         </w:numPr>
+        <w:spacing w:after="200" w:before="0" w:lineRule="auto"/>
         <w:ind w:left="720" w:hanging="360"/>
       </w:pPr>
       <w:r>
@@ -2104,6 +2198,7 @@
           <w:ilvl w:val="0"/>
           <w:numId w:val="2"/>
         </w:numPr>
+        <w:spacing w:after="200" w:before="0" w:lineRule="auto"/>
         <w:ind w:left="720" w:hanging="360"/>
       </w:pPr>
       <w:r>
@@ -2119,19 +2214,20 @@
           <w:ilvl w:val="0"/>
           <w:numId w:val="2"/>
         </w:numPr>
+        <w:spacing w:after="200" w:before="0" w:lineRule="auto"/>
         <w:ind w:left="720" w:hanging="360"/>
       </w:pPr>
       <w:r>
         <w:rPr>
           <w:rtl w:val="0"/>
         </w:rPr>
-        <w:t xml:space="preserve">Colaborar con las demás integrantes para cumplir los objetivos definidos para cada Sprint.</w:t>
+        <w:t xml:space="preserve">Colaborar con los demás integrantes para cumplir los objetivos definidos para cada Sprint.</w:t>
       </w:r>
     </w:p>
     <w:p>
       <w:pPr>
         <w:pStyle w:val="Heading1"/>
-        <w:spacing w:after="200" w:before="160" w:line="240" w:lineRule="auto"/>
+        <w:spacing w:after="200" w:before="0" w:line="360" w:lineRule="auto"/>
         <w:ind w:right="357.1653543307087"/>
         <w:jc w:val="both"/>
         <w:rPr>
@@ -2142,8 +2238,8 @@
           <w:szCs w:val="24"/>
         </w:rPr>
       </w:pPr>
-      <w:bookmarkStart w:colFirst="0" w:colLast="0" w:name="_ogwh7kg33yot" w:id="8"/>
-      <w:bookmarkEnd w:id="8"/>
+      <w:bookmarkStart w:colFirst="0" w:colLast="0" w:name="_ogwh7kg33yot" w:id="9"/>
+      <w:bookmarkEnd w:id="9"/>
       <w:r>
         <w:rPr>
           <w:rFonts w:ascii="Calibri" w:cs="Calibri" w:eastAsia="Calibri" w:hAnsi="Calibri"/>
@@ -2158,6 +2254,7 @@
     </w:p>
     <w:p>
       <w:pPr>
+        <w:spacing w:after="200" w:before="0" w:lineRule="auto"/>
         <w:rPr/>
       </w:pPr>
       <w:r>
@@ -2173,6 +2270,7 @@
           <w:ilvl w:val="0"/>
           <w:numId w:val="1"/>
         </w:numPr>
+        <w:spacing w:after="200" w:before="0" w:lineRule="auto"/>
         <w:ind w:left="720" w:hanging="360"/>
       </w:pPr>
       <w:r>
@@ -2188,6 +2286,7 @@
           <w:ilvl w:val="0"/>
           <w:numId w:val="1"/>
         </w:numPr>
+        <w:spacing w:after="200" w:before="0" w:lineRule="auto"/>
         <w:ind w:left="720" w:hanging="360"/>
       </w:pPr>
       <w:r>
@@ -2203,6 +2302,7 @@
           <w:ilvl w:val="0"/>
           <w:numId w:val="1"/>
         </w:numPr>
+        <w:spacing w:after="200" w:before="0" w:lineRule="auto"/>
         <w:ind w:left="720" w:hanging="360"/>
       </w:pPr>
       <w:r>
@@ -2218,6 +2318,7 @@
           <w:ilvl w:val="0"/>
           <w:numId w:val="1"/>
         </w:numPr>
+        <w:spacing w:after="200" w:before="0" w:lineRule="auto"/>
         <w:ind w:left="720" w:hanging="360"/>
       </w:pPr>
       <w:r>
@@ -2233,6 +2334,7 @@
           <w:ilvl w:val="0"/>
           <w:numId w:val="1"/>
         </w:numPr>
+        <w:spacing w:after="200" w:before="0" w:lineRule="auto"/>
         <w:ind w:left="720" w:hanging="360"/>
       </w:pPr>
       <w:r>
@@ -2248,6 +2350,7 @@
           <w:ilvl w:val="0"/>
           <w:numId w:val="1"/>
         </w:numPr>
+        <w:spacing w:after="200" w:before="0" w:lineRule="auto"/>
         <w:ind w:left="720" w:hanging="360"/>
       </w:pPr>
       <w:r>
@@ -2263,6 +2366,7 @@
           <w:ilvl w:val="0"/>
           <w:numId w:val="1"/>
         </w:numPr>
+        <w:spacing w:after="0" w:before="0" w:lineRule="auto"/>
         <w:ind w:left="720" w:hanging="360"/>
       </w:pPr>
       <w:r>
@@ -2270,6 +2374,18 @@
           <w:rtl w:val="0"/>
         </w:rPr>
         <w:t xml:space="preserve">Apoyarnos mutuamente para cumplir los objetivos y entregables del proyecto.</w:t>
+      </w:r>
+    </w:p>
+    <w:p>
+      <w:pPr>
+        <w:spacing w:after="0" w:before="0" w:lineRule="auto"/>
+        <w:ind w:left="720" w:firstLine="0"/>
+        <w:rPr/>
+      </w:pPr>
+      <w:r>
+        <w:rPr>
+          <w:rtl w:val="0"/>
+        </w:rPr>
       </w:r>
     </w:p>
     <w:p>
@@ -2277,7 +2393,7 @@
         <w:pStyle w:val="Heading1"/>
         <w:keepNext w:val="0"/>
         <w:keepLines w:val="0"/>
-        <w:spacing w:after="200" w:before="280" w:line="240" w:lineRule="auto"/>
+        <w:spacing w:after="200" w:before="0" w:line="360" w:lineRule="auto"/>
         <w:ind w:right="170.07874015748033"/>
         <w:jc w:val="both"/>
         <w:rPr>
@@ -2288,8 +2404,8 @@
           <w:szCs w:val="24"/>
         </w:rPr>
       </w:pPr>
-      <w:bookmarkStart w:colFirst="0" w:colLast="0" w:name="_tmqegz1ky7am" w:id="9"/>
-      <w:bookmarkEnd w:id="9"/>
+      <w:bookmarkStart w:colFirst="0" w:colLast="0" w:name="_tmqegz1ky7am" w:id="10"/>
+      <w:bookmarkEnd w:id="10"/>
       <w:r>
         <w:rPr>
           <w:rFonts w:ascii="Calibri" w:cs="Calibri" w:eastAsia="Calibri" w:hAnsi="Calibri"/>
@@ -2304,6 +2420,7 @@
     </w:p>
     <w:p>
       <w:pPr>
+        <w:spacing w:after="200" w:before="0" w:lineRule="auto"/>
         <w:rPr/>
       </w:pPr>
       <w:r>
@@ -2315,6 +2432,7 @@
     </w:p>
     <w:p>
       <w:pPr>
+        <w:spacing w:before="0" w:lineRule="auto"/>
         <w:rPr/>
       </w:pPr>
       <w:r>
